--- a/Documentation/Draftv0.1.docx
+++ b/Documentation/Draftv0.1.docx
@@ -13,7 +13,15 @@
           <w:b/>
           <w:sz w:val="36"/>
         </w:rPr>
-        <w:t>Flight Computer and Ground Control System</w:t>
+        <w:t>Aircraft Monitoring</w:t>
+      </w:r>
+      <w:r>
+        <w:rPr>
+          <w:rFonts w:ascii="Times New Roman" w:hAnsi="Times New Roman"/>
+          <w:b/>
+          <w:sz w:val="36"/>
+        </w:rPr>
+        <w:t xml:space="preserve"> System</w:t>
       </w:r>
     </w:p>
     <w:p>
@@ -71,7 +79,7 @@
       <w:pPr>
         <w:jc w:val="center"/>
         <w:rPr>
-          <w:lang w:val="en-CA"/>
+          <w:b/>
         </w:rPr>
       </w:pPr>
       <w:r>
@@ -80,6 +88,26 @@
         </w:rPr>
         <w:t>Submitted by:</w:t>
       </w:r>
+    </w:p>
+    <w:p>
+      <w:pPr>
+        <w:jc w:val="center"/>
+        <w:rPr>
+          <w:lang w:val="en-CA"/>
+        </w:rPr>
+      </w:pPr>
+      <w:r>
+        <w:t xml:space="preserve">Tatiana Fonseca (Student ID: </w:t>
+      </w:r>
+      <w:r>
+        <w:rPr>
+          <w:lang w:val="en-CA"/>
+        </w:rPr>
+        <w:t>040934360</w:t>
+      </w:r>
+      <w:r>
+        <w:t>)</w:t>
+      </w:r>
       <w:r>
         <w:rPr>
           <w:b/>
@@ -102,27 +130,6 @@
         <w:br/>
       </w:r>
       <w:r>
-        <w:t>Tatiana</w:t>
-      </w:r>
-      <w:r>
-        <w:t xml:space="preserve"> </w:t>
-      </w:r>
-      <w:r>
-        <w:t>Fonseca</w:t>
-      </w:r>
-      <w:r>
-        <w:t xml:space="preserve"> (Student ID: </w:t>
-      </w:r>
-      <w:r>
-        <w:rPr>
-          <w:lang w:val="en-CA"/>
-        </w:rPr>
-        <w:t>040934360</w:t>
-      </w:r>
-      <w:r>
-        <w:t>)</w:t>
-      </w:r>
-      <w:r>
         <w:br/>
       </w:r>
       <w:r>
@@ -134,7 +141,19 @@
         <w:jc w:val="center"/>
       </w:pPr>
       <w:r>
-        <w:t>Submission Date: November 26, 2025</w:t>
+        <w:t xml:space="preserve">Submission Date: </w:t>
+      </w:r>
+      <w:r>
+        <w:t>December</w:t>
+      </w:r>
+      <w:r>
+        <w:t xml:space="preserve"> </w:t>
+      </w:r>
+      <w:r>
+        <w:t>05</w:t>
+      </w:r>
+      <w:r>
+        <w:t>, 2025</w:t>
       </w:r>
     </w:p>
     <w:p>
@@ -178,8 +197,13 @@
     </w:p>
     <w:p>
       <w:r>
-        <w:t>6. Code Summary</w:t>
-      </w:r>
+        <w:t xml:space="preserve">6. </w:t>
+      </w:r>
+      <w:proofErr w:type="gramStart"/>
+      <w:r>
+        <w:t>Code Summary</w:t>
+      </w:r>
+      <w:proofErr w:type="gramEnd"/>
     </w:p>
     <w:p>
       <w:r>
@@ -193,15 +217,20 @@
     </w:p>
     <w:p>
       <w:r>
-        <w:t>Appendix: Source Code</w:t>
+        <w:t>9. Fritzing</w:t>
       </w:r>
     </w:p>
     <w:p>
       <w:r>
-        <w:br w:type="page"/>
+        <w:t>Appendix: Source Code</w:t>
       </w:r>
     </w:p>
     <w:p>
+      <w:r>
+        <w:br w:type="page"/>
+      </w:r>
+    </w:p>
+    <w:p>
       <w:pPr>
         <w:pStyle w:val="Heading1"/>
       </w:pPr>
@@ -231,16 +260,7 @@
     </w:p>
     <w:p>
       <w:r>
-        <w:t xml:space="preserve">This project demonstrates </w:t>
-      </w:r>
-      <w:r>
-        <w:rPr>
-          <w:highlight w:val="red"/>
-        </w:rPr>
-        <w:t>advanced</w:t>
-      </w:r>
-      <w:r>
-        <w:t xml:space="preserve"> embedded systems integration using two Arduino MEGA 2560 microcontrollers. The system simulates critical aviation operations including flight control, ground station monitoring, and conflict resolution. Key features include multi-sensor integration (ultrasonic, DHT11, MPU6050, RFID RC522), motor control (DC motors via L293D, servo motors, stepper motor), and real-time communication between microcontrollers.</w:t>
+        <w:t>This project demonstrates embedded systems integration using two Arduino MEGA 2560 microcontrollers. The system simulates critical aviation operations including flight control, ground station monitoring, and conflict resolution. Key features include multi-sensor integration (ultrasonic, DHT11, MPU6050, RFID RC522), motor control (DC motors via L293D, servo motors, stepper motor), and real-time communication between microcontrollers.</w:t>
       </w:r>
     </w:p>
     <w:p>
@@ -795,8 +815,13 @@
               <w:cnfStyle w:val="000000100000" w:firstRow="0" w:lastRow="0" w:firstColumn="0" w:lastColumn="0" w:oddVBand="0" w:evenVBand="0" w:oddHBand="1" w:evenHBand="0" w:firstRowFirstColumn="0" w:firstRowLastColumn="0" w:lastRowFirstColumn="0" w:lastRowLastColumn="0"/>
             </w:pPr>
             <w:r>
-              <w:t>System start</w:t>
-            </w:r>
+              <w:t xml:space="preserve">System </w:t>
+            </w:r>
+            <w:proofErr w:type="gramStart"/>
+            <w:r>
+              <w:t>start</w:t>
+            </w:r>
+            <w:proofErr w:type="gramEnd"/>
           </w:p>
         </w:tc>
       </w:tr>
@@ -2925,8 +2950,13 @@
       </w:pPr>
       <w:r>
         <w:lastRenderedPageBreak/>
-        <w:t>6. Code Summary</w:t>
-      </w:r>
+        <w:t xml:space="preserve">6. </w:t>
+      </w:r>
+      <w:proofErr w:type="gramStart"/>
+      <w:r>
+        <w:t>Code Summary</w:t>
+      </w:r>
+      <w:proofErr w:type="gramEnd"/>
     </w:p>
     <w:p>
       <w:pPr>
@@ -3044,7 +3074,15 @@
         </w:numPr>
       </w:pPr>
       <w:r>
-        <w:t>I2C slave reception with interrupt handler</w:t>
+        <w:t xml:space="preserve">I2C slave reception with </w:t>
+      </w:r>
+      <w:proofErr w:type="gramStart"/>
+      <w:r>
+        <w:t>interrupt</w:t>
+      </w:r>
+      <w:proofErr w:type="gramEnd"/>
+      <w:r>
+        <w:t xml:space="preserve"> handler</w:t>
       </w:r>
     </w:p>
     <w:p>
@@ -3135,25 +3173,111 @@
     <w:p>
       <w:r>
         <w:br/>
-        <w:t>• deployLandingGear() / retractLandingGear() - Servo control with timing</w:t>
+        <w:t xml:space="preserve">• </w:t>
+      </w:r>
+      <w:proofErr w:type="spellStart"/>
+      <w:proofErr w:type="gramStart"/>
+      <w:r>
+        <w:t>deployLandingGear</w:t>
+      </w:r>
+      <w:proofErr w:type="spellEnd"/>
+      <w:r>
+        <w:t>(</w:t>
+      </w:r>
+      <w:proofErr w:type="gramEnd"/>
+      <w:r>
+        <w:t xml:space="preserve">) / </w:t>
+      </w:r>
+      <w:proofErr w:type="spellStart"/>
+      <w:proofErr w:type="gramStart"/>
+      <w:r>
+        <w:t>retractLandingGear</w:t>
+      </w:r>
+      <w:proofErr w:type="spellEnd"/>
+      <w:r>
+        <w:t>(</w:t>
+      </w:r>
+      <w:proofErr w:type="gramEnd"/>
+      <w:r>
+        <w:t>) - Servo control with timing</w:t>
       </w:r>
     </w:p>
     <w:p>
       <w:r>
         <w:br/>
-        <w:t>• checkLandingAltitude() - Multi-threshold altitude monitoring</w:t>
+        <w:t xml:space="preserve">• </w:t>
+      </w:r>
+      <w:proofErr w:type="spellStart"/>
+      <w:proofErr w:type="gramStart"/>
+      <w:r>
+        <w:t>checkLandingAltitude</w:t>
+      </w:r>
+      <w:proofErr w:type="spellEnd"/>
+      <w:r>
+        <w:t>(</w:t>
+      </w:r>
+      <w:proofErr w:type="gramEnd"/>
+      <w:r>
+        <w:t xml:space="preserve">) - </w:t>
+      </w:r>
+      <w:proofErr w:type="gramStart"/>
+      <w:r>
+        <w:t>Multi-threshold</w:t>
+      </w:r>
+      <w:proofErr w:type="gramEnd"/>
+      <w:r>
+        <w:t xml:space="preserve"> altitude monitoring</w:t>
       </w:r>
     </w:p>
     <w:p>
       <w:r>
         <w:br/>
-        <w:t>• updateOrientation() - MPU6050 data acquisition and filtering</w:t>
+        <w:t xml:space="preserve">• </w:t>
+      </w:r>
+      <w:proofErr w:type="spellStart"/>
+      <w:proofErr w:type="gramStart"/>
+      <w:r>
+        <w:t>updateOrientation</w:t>
+      </w:r>
+      <w:proofErr w:type="spellEnd"/>
+      <w:r>
+        <w:t>(</w:t>
+      </w:r>
+      <w:proofErr w:type="gramEnd"/>
+      <w:r>
+        <w:t>) - MPU6050 data acquisition and filtering</w:t>
       </w:r>
     </w:p>
     <w:p>
       <w:r>
         <w:br/>
-        <w:t>• handlePitchBuzzer() / handleRollBuzzer() - Attitude-based warnings</w:t>
+        <w:t xml:space="preserve">• </w:t>
+      </w:r>
+      <w:proofErr w:type="spellStart"/>
+      <w:proofErr w:type="gramStart"/>
+      <w:r>
+        <w:t>handlePitchBuzzer</w:t>
+      </w:r>
+      <w:proofErr w:type="spellEnd"/>
+      <w:r>
+        <w:t>(</w:t>
+      </w:r>
+      <w:proofErr w:type="gramEnd"/>
+      <w:r>
+        <w:t xml:space="preserve">) / </w:t>
+      </w:r>
+      <w:proofErr w:type="spellStart"/>
+      <w:proofErr w:type="gramStart"/>
+      <w:r>
+        <w:t>handleRollBuzzer</w:t>
+      </w:r>
+      <w:proofErr w:type="spellEnd"/>
+      <w:r>
+        <w:t>(</w:t>
+      </w:r>
+      <w:proofErr w:type="gramEnd"/>
+      <w:r>
+        <w:t>) - Attitude-based warnings</w:t>
       </w:r>
       <w:r>
         <w:br/>
@@ -3164,22 +3288,74 @@
       </w:r>
       <w:r>
         <w:br/>
-        <w:t>• checkRFIDTag() - Aircraft detection and conflict initiation</w:t>
+        <w:t xml:space="preserve">• </w:t>
+      </w:r>
+      <w:proofErr w:type="spellStart"/>
+      <w:proofErr w:type="gramStart"/>
+      <w:r>
+        <w:t>checkRFIDTag</w:t>
+      </w:r>
+      <w:proofErr w:type="spellEnd"/>
+      <w:r>
+        <w:t>(</w:t>
+      </w:r>
+      <w:proofErr w:type="gramEnd"/>
+      <w:r>
+        <w:t>) - Aircraft detection and conflict initiation</w:t>
       </w:r>
       <w:r>
         <w:br/>
       </w:r>
       <w:r>
         <w:lastRenderedPageBreak/>
-        <w:t>• handlePlaneConflict() - Conflict mode activation with alarm</w:t>
+        <w:t xml:space="preserve">• </w:t>
+      </w:r>
+      <w:proofErr w:type="spellStart"/>
+      <w:proofErr w:type="gramStart"/>
+      <w:r>
+        <w:t>handlePlaneConflict</w:t>
+      </w:r>
+      <w:proofErr w:type="spellEnd"/>
+      <w:r>
+        <w:t>(</w:t>
+      </w:r>
+      <w:proofErr w:type="gramEnd"/>
+      <w:r>
+        <w:t>) - Conflict mode activation with alarm</w:t>
       </w:r>
       <w:r>
         <w:br/>
-        <w:t>• checkRotaryEncoder() - Airspeed adjustment during conflicts</w:t>
+        <w:t xml:space="preserve">• </w:t>
+      </w:r>
+      <w:proofErr w:type="spellStart"/>
+      <w:proofErr w:type="gramStart"/>
+      <w:r>
+        <w:t>checkRotaryEncoder</w:t>
+      </w:r>
+      <w:proofErr w:type="spellEnd"/>
+      <w:r>
+        <w:t>(</w:t>
+      </w:r>
+      <w:proofErr w:type="gramEnd"/>
+      <w:r>
+        <w:t>) - Airspeed adjustment during conflicts</w:t>
       </w:r>
       <w:r>
         <w:br/>
-        <w:t>• controlStepperContinuous() - Timed radar scanning rotation</w:t>
+        <w:t xml:space="preserve">• </w:t>
+      </w:r>
+      <w:proofErr w:type="spellStart"/>
+      <w:proofErr w:type="gramStart"/>
+      <w:r>
+        <w:t>controlStepperContinuous</w:t>
+      </w:r>
+      <w:proofErr w:type="spellEnd"/>
+      <w:r>
+        <w:t>(</w:t>
+      </w:r>
+      <w:proofErr w:type="gramEnd"/>
+      <w:r>
+        <w:t>) - Timed radar scanning rotation</w:t>
       </w:r>
     </w:p>
     <w:p>
@@ -3208,56 +3384,139 @@
       <w:r>
         <w:t>A complete system test verified all subsystems:</w:t>
       </w:r>
-      <w:r>
-        <w:br/>
-      </w:r>
-      <w:r>
-        <w:br/>
-        <w:t>1. Passcode authentication: Successfully matched and verified 4-digit codes</w:t>
-      </w:r>
-      <w:r>
-        <w:br/>
-        <w:t>2. I2C communication: Temperature data transmitted reliably from MEGA-1 to MEGA-2</w:t>
-      </w:r>
-      <w:r>
-        <w:br/>
-        <w:t>3. Altitude monitoring: Landing gear deployed at 15cm, retracted after 7 seconds above 25cm</w:t>
-      </w:r>
-      <w:r>
-        <w:br/>
-        <w:t>4. MPU6050 attitude tracking: Accurate pitch/roll readings with appropriate warnings</w:t>
-      </w:r>
-      <w:r>
-        <w:br/>
-        <w:t>5. RFID conflict detection: Successfully triggered conflict mode and airspeed adjustment</w:t>
-      </w:r>
-      <w:r>
-        <w:br/>
-        <w:t>6. Rotary encoder: Smooth airspeed control from 140 to 100 knots resolved conflict</w:t>
-      </w:r>
-      <w:r>
-        <w:br/>
-        <w:t>7. Environmental monitoring: DHT11 readings displayed correctly, fan activated above threshold</w:t>
-      </w:r>
-      <w:r>
-        <w:br/>
-        <w:t>8. Night mode: Photoresistor correctly detected low light and adjusted temperature</w:t>
-      </w:r>
-      <w:r>
-        <w:br/>
-        <w:t>9. Stepper motor: Continuous rotation provided smooth radar scanning simulation</w:t>
-      </w:r>
-      <w:r>
-        <w:br/>
-        <w:t>10. Gate control: Servo opened/closed based on ultrasonic object detection</w:t>
-      </w:r>
-      <w:r>
-        <w:br/>
-      </w:r>
-      <w:r>
-        <w:br/>
-        <w:t>All systems operated reliably for 2+ hours of continuous testing.</w:t>
-      </w:r>
+    </w:p>
+    <w:p>
+      <w:pPr>
+        <w:pStyle w:val="ListParagraph"/>
+        <w:numPr>
+          <w:ilvl w:val="0"/>
+          <w:numId w:val="17"/>
+        </w:numPr>
+      </w:pPr>
+      <w:r>
+        <w:t>Passcode authentication: Successfully matched and verified 4-digit codes</w:t>
+      </w:r>
+    </w:p>
+    <w:p>
+      <w:pPr>
+        <w:pStyle w:val="ListParagraph"/>
+        <w:numPr>
+          <w:ilvl w:val="0"/>
+          <w:numId w:val="17"/>
+        </w:numPr>
+      </w:pPr>
+      <w:r>
+        <w:t xml:space="preserve"> I2C communication: Temperature data transmitted reliably from MEGA-1 to MEGA-2</w:t>
+      </w:r>
+    </w:p>
+    <w:p>
+      <w:pPr>
+        <w:pStyle w:val="ListParagraph"/>
+        <w:numPr>
+          <w:ilvl w:val="0"/>
+          <w:numId w:val="17"/>
+        </w:numPr>
+      </w:pPr>
+      <w:r>
+        <w:t>Altitude monitoring: Landing gear deployed at 15cm, retracted after 7 seconds above 25cm</w:t>
+      </w:r>
+    </w:p>
+    <w:p>
+      <w:pPr>
+        <w:pStyle w:val="ListParagraph"/>
+        <w:numPr>
+          <w:ilvl w:val="0"/>
+          <w:numId w:val="17"/>
+        </w:numPr>
+      </w:pPr>
+      <w:r>
+        <w:t>MPU6050 attitude tracking: Accurate pitch/roll readings with appropriate warnings</w:t>
+      </w:r>
+    </w:p>
+    <w:p>
+      <w:pPr>
+        <w:pStyle w:val="ListParagraph"/>
+        <w:numPr>
+          <w:ilvl w:val="0"/>
+          <w:numId w:val="17"/>
+        </w:numPr>
+      </w:pPr>
+      <w:r>
+        <w:t>RFID conflict detection: Successfully triggered conflict mode and airspeed adjustment</w:t>
+      </w:r>
+    </w:p>
+    <w:p>
+      <w:pPr>
+        <w:pStyle w:val="ListParagraph"/>
+        <w:numPr>
+          <w:ilvl w:val="0"/>
+          <w:numId w:val="17"/>
+        </w:numPr>
+      </w:pPr>
+      <w:r>
+        <w:t xml:space="preserve">Rotary encoder: Smooth </w:t>
+      </w:r>
+      <w:proofErr w:type="gramStart"/>
+      <w:r>
+        <w:t>airspeed</w:t>
+      </w:r>
+      <w:proofErr w:type="gramEnd"/>
+      <w:r>
+        <w:t xml:space="preserve"> control from 140 to 100 knots resolved conflict</w:t>
+      </w:r>
+    </w:p>
+    <w:p>
+      <w:pPr>
+        <w:pStyle w:val="ListParagraph"/>
+        <w:numPr>
+          <w:ilvl w:val="0"/>
+          <w:numId w:val="17"/>
+        </w:numPr>
+      </w:pPr>
+      <w:r>
+        <w:t>Environmental monitoring: DHT11 readings displayed correctly, fan activated above threshold</w:t>
+      </w:r>
+    </w:p>
+    <w:p>
+      <w:pPr>
+        <w:pStyle w:val="ListParagraph"/>
+        <w:numPr>
+          <w:ilvl w:val="0"/>
+          <w:numId w:val="17"/>
+        </w:numPr>
+      </w:pPr>
+      <w:r>
+        <w:t>Night mode: Photoresistor correctly detected low light and adjusted temperature</w:t>
+      </w:r>
+    </w:p>
+    <w:p>
+      <w:pPr>
+        <w:pStyle w:val="ListParagraph"/>
+        <w:numPr>
+          <w:ilvl w:val="0"/>
+          <w:numId w:val="17"/>
+        </w:numPr>
+      </w:pPr>
+      <w:r>
+        <w:t>Stepper motor: Continuous rotation provided smooth radar scanning simulation</w:t>
+      </w:r>
+    </w:p>
+    <w:p>
+      <w:pPr>
+        <w:pStyle w:val="ListParagraph"/>
+        <w:numPr>
+          <w:ilvl w:val="0"/>
+          <w:numId w:val="17"/>
+        </w:numPr>
+      </w:pPr>
+      <w:r>
+        <w:t>Gate control: Servo opened/closed based on ultrasonic object detection</w:t>
+      </w:r>
+    </w:p>
+    <w:p>
+      <w:pPr>
+        <w:ind w:left="420"/>
+      </w:pPr>
     </w:p>
     <w:p>
       <w:pPr>
@@ -3448,6 +3707,380 @@
       </w:r>
     </w:p>
     <w:p>
+      <w:pPr>
+        <w:pStyle w:val="Heading1"/>
+      </w:pPr>
+      <w:r>
+        <w:t xml:space="preserve">9. Fritzing  </w:t>
+      </w:r>
+    </w:p>
+    <w:p/>
+    <w:p>
+      <w:pPr>
+        <w:rPr>
+          <w:lang w:val="en-CA"/>
+        </w:rPr>
+      </w:pPr>
+      <w:r>
+        <w:rPr>
+          <w:lang w:val="en-CA"/>
+        </w:rPr>
+        <w:drawing>
+          <wp:inline distT="0" distB="0" distL="0" distR="0" wp14:anchorId="01F5C94B" wp14:editId="2C89FEC4">
+            <wp:extent cx="5689955" cy="3017520"/>
+            <wp:effectExtent l="0" t="0" r="6350" b="0"/>
+            <wp:docPr id="936308057" name="Picture 2" descr="A circuit board with wires and switches&#10;&#10;AI-generated content may be incorrect."/>
+            <wp:cNvGraphicFramePr>
+              <a:graphicFrameLocks xmlns:a="http://schemas.openxmlformats.org/drawingml/2006/main" noChangeAspect="1"/>
+            </wp:cNvGraphicFramePr>
+            <a:graphic xmlns:a="http://schemas.openxmlformats.org/drawingml/2006/main">
+              <a:graphicData uri="http://schemas.openxmlformats.org/drawingml/2006/picture">
+                <pic:pic xmlns:pic="http://schemas.openxmlformats.org/drawingml/2006/picture">
+                  <pic:nvPicPr>
+                    <pic:cNvPr id="936308057" name="Picture 2" descr="A circuit board with wires and switches&#10;&#10;AI-generated content may be incorrect."/>
+                    <pic:cNvPicPr>
+                      <a:picLocks noChangeAspect="1" noChangeArrowheads="1"/>
+                    </pic:cNvPicPr>
+                  </pic:nvPicPr>
+                  <pic:blipFill>
+                    <a:blip r:embed="rId6">
+                      <a:extLst>
+                        <a:ext uri="{28A0092B-C50C-407E-A947-70E740481C1C}">
+                          <a14:useLocalDpi xmlns:a14="http://schemas.microsoft.com/office/drawing/2010/main" val="0"/>
+                        </a:ext>
+                      </a:extLst>
+                    </a:blip>
+                    <a:srcRect/>
+                    <a:stretch>
+                      <a:fillRect/>
+                    </a:stretch>
+                  </pic:blipFill>
+                  <pic:spPr bwMode="auto">
+                    <a:xfrm>
+                      <a:off x="0" y="0"/>
+                      <a:ext cx="5690658" cy="3017893"/>
+                    </a:xfrm>
+                    <a:prstGeom prst="rect">
+                      <a:avLst/>
+                    </a:prstGeom>
+                    <a:noFill/>
+                    <a:ln>
+                      <a:noFill/>
+                    </a:ln>
+                  </pic:spPr>
+                </pic:pic>
+              </a:graphicData>
+            </a:graphic>
+          </wp:inline>
+        </w:drawing>
+      </w:r>
+    </w:p>
+    <w:p/>
+    <w:p>
+      <w:pPr>
+        <w:rPr>
+          <w:lang w:val="en-CA"/>
+        </w:rPr>
+      </w:pPr>
+      <w:r>
+        <w:rPr>
+          <w:lang w:val="en-CA"/>
+        </w:rPr>
+        <w:lastRenderedPageBreak/>
+        <w:t>Missing components:</w:t>
+      </w:r>
+    </w:p>
+    <w:tbl>
+      <w:tblPr>
+        <w:tblStyle w:val="GridTable6Colorful-Accent1"/>
+        <w:tblW w:w="0" w:type="auto"/>
+        <w:tblLook w:val="04A0" w:firstRow="1" w:lastRow="0" w:firstColumn="1" w:lastColumn="0" w:noHBand="0" w:noVBand="1"/>
+      </w:tblPr>
+      <w:tblGrid>
+        <w:gridCol w:w="4315"/>
+        <w:gridCol w:w="4315"/>
+      </w:tblGrid>
+      <w:tr>
+        <w:trPr>
+          <w:cnfStyle w:val="100000000000" w:firstRow="1" w:lastRow="0" w:firstColumn="0" w:lastColumn="0" w:oddVBand="0" w:evenVBand="0" w:oddHBand="0" w:evenHBand="0" w:firstRowFirstColumn="0" w:firstRowLastColumn="0" w:lastRowFirstColumn="0" w:lastRowLastColumn="0"/>
+        </w:trPr>
+        <w:tc>
+          <w:tcPr>
+            <w:cnfStyle w:val="001000000000" w:firstRow="0" w:lastRow="0" w:firstColumn="1" w:lastColumn="0" w:oddVBand="0" w:evenVBand="0" w:oddHBand="0" w:evenHBand="0" w:firstRowFirstColumn="0" w:firstRowLastColumn="0" w:lastRowFirstColumn="0" w:lastRowLastColumn="0"/>
+            <w:tcW w:w="4315" w:type="dxa"/>
+          </w:tcPr>
+          <w:p>
+            <w:pPr>
+              <w:rPr>
+                <w:b w:val="0"/>
+                <w:bCs w:val="0"/>
+              </w:rPr>
+            </w:pPr>
+            <w:r>
+              <w:rPr>
+                <w:b w:val="0"/>
+                <w:bCs w:val="0"/>
+                <w:color w:val="auto"/>
+              </w:rPr>
+              <w:t xml:space="preserve">Mega 1 </w:t>
+            </w:r>
+          </w:p>
+        </w:tc>
+        <w:tc>
+          <w:tcPr>
+            <w:tcW w:w="4315" w:type="dxa"/>
+          </w:tcPr>
+          <w:p>
+            <w:pPr>
+              <w:cnfStyle w:val="100000000000" w:firstRow="1" w:lastRow="0" w:firstColumn="0" w:lastColumn="0" w:oddVBand="0" w:evenVBand="0" w:oddHBand="0" w:evenHBand="0" w:firstRowFirstColumn="0" w:firstRowLastColumn="0" w:lastRowFirstColumn="0" w:lastRowLastColumn="0"/>
+              <w:rPr>
+                <w:b w:val="0"/>
+                <w:bCs w:val="0"/>
+                <w:color w:val="auto"/>
+                <w:lang w:val="en-CA"/>
+              </w:rPr>
+            </w:pPr>
+            <w:r>
+              <w:rPr>
+                <w:b w:val="0"/>
+                <w:bCs w:val="0"/>
+                <w:color w:val="auto"/>
+                <w:lang w:val="en-CA"/>
+              </w:rPr>
+              <w:t>4x4 Keypad</w:t>
+            </w:r>
+          </w:p>
+          <w:p>
+            <w:pPr>
+              <w:cnfStyle w:val="100000000000" w:firstRow="1" w:lastRow="0" w:firstColumn="0" w:lastColumn="0" w:oddVBand="0" w:evenVBand="0" w:oddHBand="0" w:evenHBand="0" w:firstRowFirstColumn="0" w:firstRowLastColumn="0" w:lastRowFirstColumn="0" w:lastRowLastColumn="0"/>
+              <w:rPr>
+                <w:b w:val="0"/>
+                <w:bCs w:val="0"/>
+                <w:color w:val="auto"/>
+                <w:lang w:val="en-CA"/>
+              </w:rPr>
+            </w:pPr>
+            <w:r>
+              <w:rPr>
+                <w:b w:val="0"/>
+                <w:bCs w:val="0"/>
+                <w:color w:val="auto"/>
+                <w:lang w:val="en-CA"/>
+              </w:rPr>
+              <w:t>L293D Motor Driver</w:t>
+            </w:r>
+          </w:p>
+          <w:p>
+            <w:pPr>
+              <w:cnfStyle w:val="100000000000" w:firstRow="1" w:lastRow="0" w:firstColumn="0" w:lastColumn="0" w:oddVBand="0" w:evenVBand="0" w:oddHBand="0" w:evenHBand="0" w:firstRowFirstColumn="0" w:firstRowLastColumn="0" w:lastRowFirstColumn="0" w:lastRowLastColumn="0"/>
+              <w:rPr>
+                <w:b w:val="0"/>
+                <w:bCs w:val="0"/>
+                <w:color w:val="auto"/>
+                <w:lang w:val="en-CA"/>
+              </w:rPr>
+            </w:pPr>
+            <w:r>
+              <w:rPr>
+                <w:b w:val="0"/>
+                <w:bCs w:val="0"/>
+                <w:color w:val="auto"/>
+                <w:lang w:val="en-CA"/>
+              </w:rPr>
+              <w:t>Landing Gear Servo</w:t>
+            </w:r>
+          </w:p>
+          <w:p>
+            <w:pPr>
+              <w:cnfStyle w:val="100000000000" w:firstRow="1" w:lastRow="0" w:firstColumn="0" w:lastColumn="0" w:oddVBand="0" w:evenVBand="0" w:oddHBand="0" w:evenHBand="0" w:firstRowFirstColumn="0" w:firstRowLastColumn="0" w:lastRowFirstColumn="0" w:lastRowLastColumn="0"/>
+              <w:rPr>
+                <w:b w:val="0"/>
+                <w:bCs w:val="0"/>
+                <w:color w:val="auto"/>
+                <w:lang w:val="en-CA"/>
+              </w:rPr>
+            </w:pPr>
+            <w:r>
+              <w:rPr>
+                <w:b w:val="0"/>
+                <w:bCs w:val="0"/>
+                <w:color w:val="auto"/>
+                <w:lang w:val="en-CA"/>
+              </w:rPr>
+              <w:t>MPU6050</w:t>
+            </w:r>
+          </w:p>
+          <w:p>
+            <w:pPr>
+              <w:cnfStyle w:val="100000000000" w:firstRow="1" w:lastRow="0" w:firstColumn="0" w:lastColumn="0" w:oddVBand="0" w:evenVBand="0" w:oddHBand="0" w:evenHBand="0" w:firstRowFirstColumn="0" w:firstRowLastColumn="0" w:lastRowFirstColumn="0" w:lastRowLastColumn="0"/>
+              <w:rPr>
+                <w:b w:val="0"/>
+                <w:bCs w:val="0"/>
+                <w:color w:val="auto"/>
+                <w:lang w:val="en-CA"/>
+              </w:rPr>
+            </w:pPr>
+            <w:r>
+              <w:rPr>
+                <w:b w:val="0"/>
+                <w:bCs w:val="0"/>
+                <w:color w:val="auto"/>
+                <w:lang w:val="en-CA"/>
+              </w:rPr>
+              <w:t>IR Receiver</w:t>
+            </w:r>
+          </w:p>
+          <w:p>
+            <w:pPr>
+              <w:cnfStyle w:val="100000000000" w:firstRow="1" w:lastRow="0" w:firstColumn="0" w:lastColumn="0" w:oddVBand="0" w:evenVBand="0" w:oddHBand="0" w:evenHBand="0" w:firstRowFirstColumn="0" w:firstRowLastColumn="0" w:lastRowFirstColumn="0" w:lastRowLastColumn="0"/>
+            </w:pPr>
+          </w:p>
+        </w:tc>
+      </w:tr>
+      <w:tr>
+        <w:trPr>
+          <w:cnfStyle w:val="000000100000" w:firstRow="0" w:lastRow="0" w:firstColumn="0" w:lastColumn="0" w:oddVBand="0" w:evenVBand="0" w:oddHBand="1" w:evenHBand="0" w:firstRowFirstColumn="0" w:firstRowLastColumn="0" w:lastRowFirstColumn="0" w:lastRowLastColumn="0"/>
+        </w:trPr>
+        <w:tc>
+          <w:tcPr>
+            <w:cnfStyle w:val="001000000000" w:firstRow="0" w:lastRow="0" w:firstColumn="1" w:lastColumn="0" w:oddVBand="0" w:evenVBand="0" w:oddHBand="0" w:evenHBand="0" w:firstRowFirstColumn="0" w:firstRowLastColumn="0" w:lastRowFirstColumn="0" w:lastRowLastColumn="0"/>
+            <w:tcW w:w="4315" w:type="dxa"/>
+          </w:tcPr>
+          <w:p>
+            <w:pPr>
+              <w:rPr>
+                <w:b w:val="0"/>
+                <w:bCs w:val="0"/>
+              </w:rPr>
+            </w:pPr>
+            <w:r>
+              <w:rPr>
+                <w:b w:val="0"/>
+                <w:bCs w:val="0"/>
+                <w:color w:val="auto"/>
+              </w:rPr>
+              <w:t>Mega 2</w:t>
+            </w:r>
+          </w:p>
+        </w:tc>
+        <w:tc>
+          <w:tcPr>
+            <w:tcW w:w="4315" w:type="dxa"/>
+          </w:tcPr>
+          <w:p>
+            <w:pPr>
+              <w:cnfStyle w:val="000000100000" w:firstRow="0" w:lastRow="0" w:firstColumn="0" w:lastColumn="0" w:oddVBand="0" w:evenVBand="0" w:oddHBand="1" w:evenHBand="0" w:firstRowFirstColumn="0" w:firstRowLastColumn="0" w:lastRowFirstColumn="0" w:lastRowLastColumn="0"/>
+              <w:rPr>
+                <w:color w:val="auto"/>
+                <w:lang w:val="en-CA"/>
+              </w:rPr>
+            </w:pPr>
+            <w:r>
+              <w:rPr>
+                <w:color w:val="auto"/>
+                <w:lang w:val="en-CA"/>
+              </w:rPr>
+              <w:t>DHT11</w:t>
+            </w:r>
+          </w:p>
+          <w:p>
+            <w:pPr>
+              <w:cnfStyle w:val="000000100000" w:firstRow="0" w:lastRow="0" w:firstColumn="0" w:lastColumn="0" w:oddVBand="0" w:evenVBand="0" w:oddHBand="1" w:evenHBand="0" w:firstRowFirstColumn="0" w:firstRowLastColumn="0" w:lastRowFirstColumn="0" w:lastRowLastColumn="0"/>
+              <w:rPr>
+                <w:color w:val="auto"/>
+                <w:lang w:val="en-CA"/>
+              </w:rPr>
+            </w:pPr>
+            <w:r>
+              <w:rPr>
+                <w:color w:val="auto"/>
+                <w:lang w:val="en-CA"/>
+              </w:rPr>
+              <w:t>PIR Sensor</w:t>
+            </w:r>
+          </w:p>
+          <w:p>
+            <w:pPr>
+              <w:cnfStyle w:val="000000100000" w:firstRow="0" w:lastRow="0" w:firstColumn="0" w:lastColumn="0" w:oddVBand="0" w:evenVBand="0" w:oddHBand="1" w:evenHBand="0" w:firstRowFirstColumn="0" w:firstRowLastColumn="0" w:lastRowFirstColumn="0" w:lastRowLastColumn="0"/>
+              <w:rPr>
+                <w:color w:val="auto"/>
+                <w:lang w:val="en-CA"/>
+              </w:rPr>
+            </w:pPr>
+            <w:r>
+              <w:rPr>
+                <w:color w:val="auto"/>
+                <w:lang w:val="en-CA"/>
+              </w:rPr>
+              <w:t>RFID RC522</w:t>
+            </w:r>
+          </w:p>
+          <w:p>
+            <w:pPr>
+              <w:cnfStyle w:val="000000100000" w:firstRow="0" w:lastRow="0" w:firstColumn="0" w:lastColumn="0" w:oddVBand="0" w:evenVBand="0" w:oddHBand="1" w:evenHBand="0" w:firstRowFirstColumn="0" w:firstRowLastColumn="0" w:lastRowFirstColumn="0" w:lastRowLastColumn="0"/>
+              <w:rPr>
+                <w:color w:val="auto"/>
+                <w:lang w:val="en-CA"/>
+              </w:rPr>
+            </w:pPr>
+            <w:r>
+              <w:rPr>
+                <w:color w:val="auto"/>
+                <w:lang w:val="en-CA"/>
+              </w:rPr>
+              <w:t>L293D Motor (Fan)</w:t>
+            </w:r>
+          </w:p>
+          <w:p>
+            <w:pPr>
+              <w:cnfStyle w:val="000000100000" w:firstRow="0" w:lastRow="0" w:firstColumn="0" w:lastColumn="0" w:oddVBand="0" w:evenVBand="0" w:oddHBand="1" w:evenHBand="0" w:firstRowFirstColumn="0" w:firstRowLastColumn="0" w:lastRowFirstColumn="0" w:lastRowLastColumn="0"/>
+              <w:rPr>
+                <w:color w:val="auto"/>
+                <w:lang w:val="en-CA"/>
+              </w:rPr>
+            </w:pPr>
+            <w:r>
+              <w:rPr>
+                <w:color w:val="auto"/>
+                <w:lang w:val="en-CA"/>
+              </w:rPr>
+              <w:t>Gate Servo</w:t>
+            </w:r>
+          </w:p>
+          <w:p>
+            <w:pPr>
+              <w:cnfStyle w:val="000000100000" w:firstRow="0" w:lastRow="0" w:firstColumn="0" w:lastColumn="0" w:oddVBand="0" w:evenVBand="0" w:oddHBand="1" w:evenHBand="0" w:firstRowFirstColumn="0" w:firstRowLastColumn="0" w:lastRowFirstColumn="0" w:lastRowLastColumn="0"/>
+              <w:rPr>
+                <w:color w:val="auto"/>
+                <w:lang w:val="en-CA"/>
+              </w:rPr>
+            </w:pPr>
+            <w:r>
+              <w:rPr>
+                <w:color w:val="auto"/>
+                <w:lang w:val="en-CA"/>
+              </w:rPr>
+              <w:t>Stepper Motor</w:t>
+            </w:r>
+          </w:p>
+          <w:p>
+            <w:pPr>
+              <w:cnfStyle w:val="000000100000" w:firstRow="0" w:lastRow="0" w:firstColumn="0" w:lastColumn="0" w:oddVBand="0" w:evenVBand="0" w:oddHBand="1" w:evenHBand="0" w:firstRowFirstColumn="0" w:firstRowLastColumn="0" w:lastRowFirstColumn="0" w:lastRowLastColumn="0"/>
+            </w:pPr>
+          </w:p>
+        </w:tc>
+      </w:tr>
+    </w:tbl>
+    <w:p/>
+    <w:p>
+      <w:pPr>
+        <w:pStyle w:val="Heading1"/>
+      </w:pPr>
+    </w:p>
+    <w:p>
+      <w:pPr>
+        <w:pStyle w:val="Heading1"/>
+      </w:pPr>
       <w:r>
         <w:br w:type="page"/>
       </w:r>
@@ -3469,9 +4102,29 @@
         <w:t xml:space="preserve">Note: </w:t>
       </w:r>
       <w:r>
-        <w:t>Complete source code for both MEGA-1 and MEGA-2 is included in separate .ino files submitted with this documentation.</w:t>
-      </w:r>
+        <w:t>Complete source code for both MEGA-1 and MEGA-2 is included in separate .</w:t>
+      </w:r>
+      <w:proofErr w:type="spellStart"/>
+      <w:r>
+        <w:t>ino</w:t>
+      </w:r>
+      <w:proofErr w:type="spellEnd"/>
+      <w:r>
+        <w:t xml:space="preserve"> files submitted with this documentation.</w:t>
+      </w:r>
+      <w:r>
+        <w:t xml:space="preserve"> The code can also be found at </w:t>
+      </w:r>
+      <w:hyperlink r:id="rId7" w:history="1">
+        <w:r>
+          <w:rPr>
+            <w:rStyle w:val="Hyperlink"/>
+          </w:rPr>
+          <w:t>https://github.com/tishap27/MEGA-Controller</w:t>
+        </w:r>
+      </w:hyperlink>
     </w:p>
+    <w:p/>
     <w:sectPr>
       <w:pgSz w:w="12240" w:h="15840"/>
       <w:pgMar w:top="1440" w:right="1800" w:bottom="1440" w:left="1800" w:header="720" w:footer="720" w:gutter="0"/>
@@ -3994,6 +4647,92 @@
     </w:lvl>
   </w:abstractNum>
   <w:abstractNum w:abstractNumId="12" w15:restartNumberingAfterBreak="0">
+    <w:nsid w:val="5BB74901"/>
+    <w:multiLevelType w:val="hybridMultilevel"/>
+    <w:tmpl w:val="BCD26974"/>
+    <w:lvl w:ilvl="0" w:tplc="1009000F">
+      <w:start w:val="1"/>
+      <w:numFmt w:val="decimal"/>
+      <w:lvlText w:val="%1."/>
+      <w:lvlJc w:val="left"/>
+      <w:pPr>
+        <w:ind w:left="780" w:hanging="360"/>
+      </w:pPr>
+    </w:lvl>
+    <w:lvl w:ilvl="1" w:tplc="10090019" w:tentative="1">
+      <w:start w:val="1"/>
+      <w:numFmt w:val="lowerLetter"/>
+      <w:lvlText w:val="%2."/>
+      <w:lvlJc w:val="left"/>
+      <w:pPr>
+        <w:ind w:left="1500" w:hanging="360"/>
+      </w:pPr>
+    </w:lvl>
+    <w:lvl w:ilvl="2" w:tplc="1009001B" w:tentative="1">
+      <w:start w:val="1"/>
+      <w:numFmt w:val="lowerRoman"/>
+      <w:lvlText w:val="%3."/>
+      <w:lvlJc w:val="right"/>
+      <w:pPr>
+        <w:ind w:left="2220" w:hanging="180"/>
+      </w:pPr>
+    </w:lvl>
+    <w:lvl w:ilvl="3" w:tplc="1009000F" w:tentative="1">
+      <w:start w:val="1"/>
+      <w:numFmt w:val="decimal"/>
+      <w:lvlText w:val="%4."/>
+      <w:lvlJc w:val="left"/>
+      <w:pPr>
+        <w:ind w:left="2940" w:hanging="360"/>
+      </w:pPr>
+    </w:lvl>
+    <w:lvl w:ilvl="4" w:tplc="10090019" w:tentative="1">
+      <w:start w:val="1"/>
+      <w:numFmt w:val="lowerLetter"/>
+      <w:lvlText w:val="%5."/>
+      <w:lvlJc w:val="left"/>
+      <w:pPr>
+        <w:ind w:left="3660" w:hanging="360"/>
+      </w:pPr>
+    </w:lvl>
+    <w:lvl w:ilvl="5" w:tplc="1009001B" w:tentative="1">
+      <w:start w:val="1"/>
+      <w:numFmt w:val="lowerRoman"/>
+      <w:lvlText w:val="%6."/>
+      <w:lvlJc w:val="right"/>
+      <w:pPr>
+        <w:ind w:left="4380" w:hanging="180"/>
+      </w:pPr>
+    </w:lvl>
+    <w:lvl w:ilvl="6" w:tplc="1009000F" w:tentative="1">
+      <w:start w:val="1"/>
+      <w:numFmt w:val="decimal"/>
+      <w:lvlText w:val="%7."/>
+      <w:lvlJc w:val="left"/>
+      <w:pPr>
+        <w:ind w:left="5100" w:hanging="360"/>
+      </w:pPr>
+    </w:lvl>
+    <w:lvl w:ilvl="7" w:tplc="10090019" w:tentative="1">
+      <w:start w:val="1"/>
+      <w:numFmt w:val="lowerLetter"/>
+      <w:lvlText w:val="%8."/>
+      <w:lvlJc w:val="left"/>
+      <w:pPr>
+        <w:ind w:left="5820" w:hanging="360"/>
+      </w:pPr>
+    </w:lvl>
+    <w:lvl w:ilvl="8" w:tplc="1009001B" w:tentative="1">
+      <w:start w:val="1"/>
+      <w:numFmt w:val="lowerRoman"/>
+      <w:lvlText w:val="%9."/>
+      <w:lvlJc w:val="right"/>
+      <w:pPr>
+        <w:ind w:left="6540" w:hanging="180"/>
+      </w:pPr>
+    </w:lvl>
+  </w:abstractNum>
+  <w:abstractNum w:abstractNumId="13" w15:restartNumberingAfterBreak="0">
     <w:nsid w:val="626B670D"/>
     <w:multiLevelType w:val="hybridMultilevel"/>
     <w:tmpl w:val="6FBE29F6"/>
@@ -4106,7 +4845,7 @@
       </w:rPr>
     </w:lvl>
   </w:abstractNum>
-  <w:abstractNum w:abstractNumId="13" w15:restartNumberingAfterBreak="0">
+  <w:abstractNum w:abstractNumId="14" w15:restartNumberingAfterBreak="0">
     <w:nsid w:val="66A45FD8"/>
     <w:multiLevelType w:val="hybridMultilevel"/>
     <w:tmpl w:val="79E60B78"/>
@@ -4219,7 +4958,7 @@
       </w:rPr>
     </w:lvl>
   </w:abstractNum>
-  <w:abstractNum w:abstractNumId="14" w15:restartNumberingAfterBreak="0">
+  <w:abstractNum w:abstractNumId="15" w15:restartNumberingAfterBreak="0">
     <w:nsid w:val="7D237D40"/>
     <w:multiLevelType w:val="hybridMultilevel"/>
     <w:tmpl w:val="93BADFB6"/>
@@ -4332,7 +5071,7 @@
       </w:rPr>
     </w:lvl>
   </w:abstractNum>
-  <w:abstractNum w:abstractNumId="15" w15:restartNumberingAfterBreak="0">
+  <w:abstractNum w:abstractNumId="16" w15:restartNumberingAfterBreak="0">
     <w:nsid w:val="7EB23AA6"/>
     <w:multiLevelType w:val="hybridMultilevel"/>
     <w:tmpl w:val="7E120ED4"/>
@@ -4473,25 +5212,28 @@
     <w:abstractNumId w:val="0"/>
   </w:num>
   <w:num w:numId="10" w16cid:durableId="449664735">
-    <w:abstractNumId w:val="14"/>
+    <w:abstractNumId w:val="15"/>
   </w:num>
   <w:num w:numId="11" w16cid:durableId="1483043146">
-    <w:abstractNumId w:val="15"/>
+    <w:abstractNumId w:val="16"/>
   </w:num>
   <w:num w:numId="12" w16cid:durableId="563834724">
     <w:abstractNumId w:val="11"/>
   </w:num>
   <w:num w:numId="13" w16cid:durableId="713845092">
-    <w:abstractNumId w:val="12"/>
+    <w:abstractNumId w:val="13"/>
   </w:num>
   <w:num w:numId="14" w16cid:durableId="761529376">
-    <w:abstractNumId w:val="13"/>
+    <w:abstractNumId w:val="14"/>
   </w:num>
   <w:num w:numId="15" w16cid:durableId="293753223">
     <w:abstractNumId w:val="10"/>
   </w:num>
   <w:num w:numId="16" w16cid:durableId="1887522778">
     <w:abstractNumId w:val="9"/>
+  </w:num>
+  <w:num w:numId="17" w16cid:durableId="1404989122">
+    <w:abstractNumId w:val="12"/>
   </w:num>
 </w:numbering>
 </file>
@@ -15878,6 +16620,101 @@
       </w:tcPr>
     </w:tblStylePr>
   </w:style>
+  <w:style w:type="table" w:styleId="GridTable6Colorful-Accent1">
+    <w:name w:val="Grid Table 6 Colorful Accent 1"/>
+    <w:basedOn w:val="TableNormal"/>
+    <w:uiPriority w:val="51"/>
+    <w:rsid w:val="00623ABF"/>
+    <w:pPr>
+      <w:spacing w:after="0" w:line="240" w:lineRule="auto"/>
+    </w:pPr>
+    <w:rPr>
+      <w:color w:val="365F91" w:themeColor="accent1" w:themeShade="BF"/>
+    </w:rPr>
+    <w:tblPr>
+      <w:tblStyleRowBandSize w:val="1"/>
+      <w:tblStyleColBandSize w:val="1"/>
+      <w:tblBorders>
+        <w:top w:val="single" w:sz="4" w:space="0" w:color="95B3D7" w:themeColor="accent1" w:themeTint="99"/>
+        <w:left w:val="single" w:sz="4" w:space="0" w:color="95B3D7" w:themeColor="accent1" w:themeTint="99"/>
+        <w:bottom w:val="single" w:sz="4" w:space="0" w:color="95B3D7" w:themeColor="accent1" w:themeTint="99"/>
+        <w:right w:val="single" w:sz="4" w:space="0" w:color="95B3D7" w:themeColor="accent1" w:themeTint="99"/>
+        <w:insideH w:val="single" w:sz="4" w:space="0" w:color="95B3D7" w:themeColor="accent1" w:themeTint="99"/>
+        <w:insideV w:val="single" w:sz="4" w:space="0" w:color="95B3D7" w:themeColor="accent1" w:themeTint="99"/>
+      </w:tblBorders>
+    </w:tblPr>
+    <w:tblStylePr w:type="firstRow">
+      <w:rPr>
+        <w:b/>
+        <w:bCs/>
+      </w:rPr>
+      <w:tblPr/>
+      <w:tcPr>
+        <w:tcBorders>
+          <w:bottom w:val="single" w:sz="12" w:space="0" w:color="95B3D7" w:themeColor="accent1" w:themeTint="99"/>
+        </w:tcBorders>
+      </w:tcPr>
+    </w:tblStylePr>
+    <w:tblStylePr w:type="lastRow">
+      <w:rPr>
+        <w:b/>
+        <w:bCs/>
+      </w:rPr>
+      <w:tblPr/>
+      <w:tcPr>
+        <w:tcBorders>
+          <w:top w:val="double" w:sz="4" w:space="0" w:color="95B3D7" w:themeColor="accent1" w:themeTint="99"/>
+        </w:tcBorders>
+      </w:tcPr>
+    </w:tblStylePr>
+    <w:tblStylePr w:type="firstCol">
+      <w:rPr>
+        <w:b/>
+        <w:bCs/>
+      </w:rPr>
+    </w:tblStylePr>
+    <w:tblStylePr w:type="lastCol">
+      <w:rPr>
+        <w:b/>
+        <w:bCs/>
+      </w:rPr>
+    </w:tblStylePr>
+    <w:tblStylePr w:type="band1Vert">
+      <w:tblPr/>
+      <w:tcPr>
+        <w:shd w:val="clear" w:color="auto" w:fill="DBE5F1" w:themeFill="accent1" w:themeFillTint="33"/>
+      </w:tcPr>
+    </w:tblStylePr>
+    <w:tblStylePr w:type="band1Horz">
+      <w:tblPr/>
+      <w:tcPr>
+        <w:shd w:val="clear" w:color="auto" w:fill="DBE5F1" w:themeFill="accent1" w:themeFillTint="33"/>
+      </w:tcPr>
+    </w:tblStylePr>
+  </w:style>
+  <w:style w:type="character" w:styleId="Hyperlink">
+    <w:name w:val="Hyperlink"/>
+    <w:basedOn w:val="DefaultParagraphFont"/>
+    <w:uiPriority w:val="99"/>
+    <w:unhideWhenUsed/>
+    <w:rsid w:val="00200333"/>
+    <w:rPr>
+      <w:color w:val="0000FF" w:themeColor="hyperlink"/>
+      <w:u w:val="single"/>
+    </w:rPr>
+  </w:style>
+  <w:style w:type="character" w:styleId="UnresolvedMention">
+    <w:name w:val="Unresolved Mention"/>
+    <w:basedOn w:val="DefaultParagraphFont"/>
+    <w:uiPriority w:val="99"/>
+    <w:semiHidden/>
+    <w:unhideWhenUsed/>
+    <w:rsid w:val="00200333"/>
+    <w:rPr>
+      <w:color w:val="605E5C"/>
+      <w:shd w:val="clear" w:color="auto" w:fill="E1DFDD"/>
+    </w:rPr>
+  </w:style>
 </w:styles>
 </file>
 
